--- a/files/papers/HEO_boiling.docx
+++ b/files/papers/HEO_boiling.docx
@@ -43,110 +43,6 @@
           <w:szCs w:val="28"/>
         </w:rPr>
         <w:t>)</w:t>
-      </w:r>
-    </w:p>
-    <w:p>
-      <w:pPr>
-        <w:ind w:left="0" w:firstLine="0"/>
-        <w:jc w:val="center"/>
-        <w:rPr>
-          <w:rFonts w:ascii="Segoe UI" w:hAnsi="Segoe UI" w:cs="Segoe UI"/>
-        </w:rPr>
-      </w:pPr>
-      <w:r>
-        <w:rPr>
-          <w:rFonts w:ascii="Segoe UI" w:hAnsi="Segoe UI" w:cs="Segoe UI"/>
-        </w:rPr>
-        <w:t>Keval Suthar</w:t>
-      </w:r>
-      <w:r>
-        <w:rPr>
-          <w:rFonts w:ascii="Segoe UI" w:hAnsi="Segoe UI" w:cs="Segoe UI"/>
-          <w:vertAlign w:val="superscript"/>
-        </w:rPr>
-        <w:t>1</w:t>
-      </w:r>
-      <w:r>
-        <w:rPr>
-          <w:rFonts w:ascii="Segoe UI" w:hAnsi="Segoe UI" w:cs="Segoe UI"/>
-        </w:rPr>
-        <w:t xml:space="preserve">, </w:t>
-      </w:r>
-      <w:r>
-        <w:rPr>
-          <w:rFonts w:ascii="Segoe UI" w:hAnsi="Segoe UI" w:cs="Segoe UI"/>
-          <w:b/>
-          <w:bCs/>
-        </w:rPr>
-        <w:t>Md Moynul Hasan</w:t>
-      </w:r>
-      <w:r>
-        <w:rPr>
-          <w:rFonts w:ascii="Segoe UI" w:hAnsi="Segoe UI" w:cs="Segoe UI"/>
-          <w:vertAlign w:val="superscript"/>
-        </w:rPr>
-        <w:t>1</w:t>
-      </w:r>
-      <w:r>
-        <w:rPr>
-          <w:rFonts w:ascii="Segoe UI" w:hAnsi="Segoe UI" w:cs="Segoe UI"/>
-        </w:rPr>
-        <w:t>, Saketh Merugu</w:t>
-      </w:r>
-      <w:r>
-        <w:rPr>
-          <w:rFonts w:ascii="Segoe UI" w:hAnsi="Segoe UI" w:cs="Segoe UI"/>
-          <w:vertAlign w:val="superscript"/>
-        </w:rPr>
-        <w:t>1</w:t>
-      </w:r>
-      <w:r>
-        <w:rPr>
-          <w:rFonts w:ascii="Segoe UI" w:hAnsi="Segoe UI" w:cs="Segoe UI"/>
-        </w:rPr>
-        <w:t>, Michal Marszewski</w:t>
-      </w:r>
-      <w:r>
-        <w:rPr>
-          <w:rFonts w:ascii="Segoe UI" w:hAnsi="Segoe UI" w:cs="Segoe UI"/>
-          <w:vertAlign w:val="superscript"/>
-        </w:rPr>
-        <w:t>1</w:t>
-      </w:r>
-      <w:r>
-        <w:rPr>
-          <w:rFonts w:ascii="Segoe UI" w:hAnsi="Segoe UI" w:cs="Segoe UI"/>
-        </w:rPr>
-        <w:t>, Anju Gupta</w:t>
-      </w:r>
-      <w:r>
-        <w:rPr>
-          <w:rFonts w:ascii="Segoe UI" w:hAnsi="Segoe UI" w:cs="Segoe UI"/>
-          <w:vertAlign w:val="superscript"/>
-        </w:rPr>
-        <w:t>1</w:t>
-      </w:r>
-    </w:p>
-    <w:p>
-      <w:pPr>
-        <w:ind w:left="0" w:firstLine="0"/>
-        <w:jc w:val="center"/>
-        <w:rPr>
-          <w:rFonts w:ascii="Segoe UI" w:hAnsi="Segoe UI" w:cs="Segoe UI"/>
-        </w:rPr>
-      </w:pPr>
-      <w:r>
-        <w:rPr>
-          <w:rFonts w:ascii="Segoe UI" w:hAnsi="Segoe UI" w:cs="Segoe UI"/>
-          <w:vertAlign w:val="superscript"/>
-        </w:rPr>
-        <w:t>1</w:t>
-      </w:r>
-      <w:r>
-        <w:rPr>
-          <w:rFonts w:ascii="Segoe UI" w:hAnsi="Segoe UI" w:cs="Segoe UI"/>
-        </w:rPr>
-        <w:t>The University of Toledo</w:t>
       </w:r>
     </w:p>
     <w:p>
@@ -331,7 +227,6 @@
           <w:b/>
           <w:bCs/>
         </w:rPr>
-        <w:lastRenderedPageBreak/>
         <w:t>Results:</w:t>
       </w:r>
     </w:p>
@@ -344,6 +239,7 @@
         <w:rPr>
           <w:noProof/>
         </w:rPr>
+        <w:lastRenderedPageBreak/>
         <w:drawing>
           <wp:inline distT="0" distB="0" distL="0" distR="0" wp14:anchorId="379C7B33" wp14:editId="02BA5C92">
             <wp:extent cx="5486400" cy="4737100"/>
@@ -407,31 +303,19 @@
         <w:rPr>
           <w:rFonts w:ascii="Segoe UI" w:hAnsi="Segoe UI" w:cs="Segoe UI"/>
         </w:rPr>
+        <w:t xml:space="preserve"> Boiling performance of HEO dispersions compared to DI</w:t>
+      </w:r>
+      <w:r>
+        <w:rPr>
+          <w:rFonts w:ascii="Segoe UI" w:hAnsi="Segoe UI" w:cs="Segoe UI"/>
+        </w:rPr>
         <w:t xml:space="preserve"> </w:t>
       </w:r>
       <w:r>
         <w:rPr>
           <w:rFonts w:ascii="Segoe UI" w:hAnsi="Segoe UI" w:cs="Segoe UI"/>
         </w:rPr>
-        <w:t>Boiling performance of</w:t>
-      </w:r>
-      <w:r>
-        <w:rPr>
-          <w:rFonts w:ascii="Segoe UI" w:hAnsi="Segoe UI" w:cs="Segoe UI"/>
-        </w:rPr>
-        <w:t xml:space="preserve"> HEO</w:t>
-      </w:r>
-      <w:r>
-        <w:rPr>
-          <w:rFonts w:ascii="Segoe UI" w:hAnsi="Segoe UI" w:cs="Segoe UI"/>
-        </w:rPr>
-        <w:t xml:space="preserve"> dispersions compared to </w:t>
-      </w:r>
-      <w:r>
-        <w:rPr>
-          <w:rFonts w:ascii="Segoe UI" w:hAnsi="Segoe UI" w:cs="Segoe UI"/>
-        </w:rPr>
-        <w:t>DI</w:t>
+        <w:t>water (a) heat flux vs wall super heat, (b) HTC</w:t>
       </w:r>
       <w:r>
         <w:rPr>
@@ -443,37 +327,7 @@
         <w:rPr>
           <w:rFonts w:ascii="Segoe UI" w:hAnsi="Segoe UI" w:cs="Segoe UI"/>
         </w:rPr>
-        <w:t xml:space="preserve">water (a) </w:t>
-      </w:r>
-      <w:r>
-        <w:rPr>
-          <w:rFonts w:ascii="Segoe UI" w:hAnsi="Segoe UI" w:cs="Segoe UI"/>
-        </w:rPr>
-        <w:t>h</w:t>
-      </w:r>
-      <w:r>
-        <w:rPr>
-          <w:rFonts w:ascii="Segoe UI" w:hAnsi="Segoe UI" w:cs="Segoe UI"/>
-        </w:rPr>
-        <w:t>eat flux vs wall super heat, (b) HTC</w:t>
-      </w:r>
-      <w:r>
-        <w:rPr>
-          <w:rFonts w:ascii="Segoe UI" w:hAnsi="Segoe UI" w:cs="Segoe UI"/>
-        </w:rPr>
-        <w:t xml:space="preserve"> </w:t>
-      </w:r>
-      <w:r>
-        <w:rPr>
-          <w:rFonts w:ascii="Segoe UI" w:hAnsi="Segoe UI" w:cs="Segoe UI"/>
-        </w:rPr>
-        <w:t>vs heat flux</w:t>
-      </w:r>
-      <w:r>
-        <w:rPr>
-          <w:rFonts w:ascii="Segoe UI" w:hAnsi="Segoe UI" w:cs="Segoe UI"/>
-        </w:rPr>
-        <w:t>, and (c) CHF vs maximum HTC (</w:t>
+        <w:t>vs heat flux, and (c) CHF vs maximum HTC (</w:t>
       </w:r>
       <w:proofErr w:type="spellStart"/>
       <w:r>
@@ -692,15 +546,6 @@
         <w:color w:val="EE0000"/>
       </w:rPr>
     </w:pPr>
-    <w:r>
-      <w:rPr>
-        <w:rFonts w:ascii="Segoe UI" w:hAnsi="Segoe UI" w:cs="Segoe UI"/>
-        <w:b/>
-        <w:bCs/>
-        <w:color w:val="EE0000"/>
-      </w:rPr>
-      <w:t>In preparation</w:t>
-    </w:r>
   </w:p>
 </w:hdr>
 </file>
